--- a/04_数据库设计文档/数据库设计文档.docx
+++ b/04_数据库设计文档/数据库设计文档.docx
@@ -69,7 +69,6 @@
         </w:sectPr>
       </w:pPr>
     </w:p>
-    <w:p/>
     <w:p>
       <w:pPr>
         <w:spacing w:before="0" w:after="0" w:line="600" w:lineRule="exact"/>
@@ -85,7 +84,6 @@
         <w:t>1. 概述</w:t>
       </w:r>
     </w:p>
-    <w:p/>
     <w:p>
       <w:pPr>
         <w:spacing w:before="0" w:after="0" w:line="600" w:lineRule="exact"/>
@@ -101,7 +99,6 @@
         <w:t>1.1 编写目的</w:t>
       </w:r>
     </w:p>
-    <w:p/>
     <w:p>
       <w:pPr>
         <w:spacing w:before="0" w:after="0" w:line="600" w:lineRule="exact"/>
@@ -117,7 +114,6 @@
         <w:t>本文档是数据治理平台一期项目的数据库设计文档。在系统概要设计（RW-DG-DES-001）确立的总体架构基础上，本文档详细阐述数据存储层的设计方案，包括：</w:t>
       </w:r>
     </w:p>
-    <w:p/>
     <w:p>
       <w:pPr>
         <w:spacing w:before="0" w:after="0" w:line="600" w:lineRule="exact"/>
@@ -133,7 +129,6 @@
         <w:t>- 数据库引擎选型及技术参数配置</w:t>
       </w:r>
     </w:p>
-    <w:p/>
     <w:p>
       <w:pPr>
         <w:spacing w:before="0" w:after="0" w:line="600" w:lineRule="exact"/>
@@ -149,7 +144,6 @@
         <w:t>- ODS层（操作数据层）和DWD层（数据仓库明细层）的表结构定义</w:t>
       </w:r>
     </w:p>
-    <w:p/>
     <w:p>
       <w:pPr>
         <w:spacing w:before="0" w:after="0" w:line="600" w:lineRule="exact"/>
@@ -165,7 +159,6 @@
         <w:t>- 从Oracle和MySQL源端到Doris目标端的字段类型映射规则</w:t>
       </w:r>
     </w:p>
-    <w:p/>
     <w:p>
       <w:pPr>
         <w:spacing w:before="0" w:after="0" w:line="600" w:lineRule="exact"/>
@@ -181,7 +174,6 @@
         <w:t>- 统一的命名规范和建表模板</w:t>
       </w:r>
     </w:p>
-    <w:p/>
     <w:p>
       <w:pPr>
         <w:spacing w:before="0" w:after="0" w:line="600" w:lineRule="exact"/>
@@ -197,7 +189,6 @@
         <w:t>- 元数据管理体系的表结构设计</w:t>
       </w:r>
     </w:p>
-    <w:p/>
     <w:p>
       <w:pPr>
         <w:spacing w:before="0" w:after="0" w:line="600" w:lineRule="exact"/>
@@ -213,7 +204,6 @@
         <w:t>- 超大表（千万级）的存储策略考量</w:t>
       </w:r>
     </w:p>
-    <w:p/>
     <w:p>
       <w:pPr>
         <w:spacing w:before="0" w:after="0" w:line="600" w:lineRule="exact"/>
@@ -229,7 +219,6 @@
         <w:t>本文档面向以下读者群体：数据库管理员（DBA），用于数据库的创建、监控和维护；数据开发工程师，用于理解表结构和编写ETL脚本；系统运维人员，用于日常运维中的存储管理和容量规划；甲方技术评审人员，用于评估数据库架构的合理性。</w:t>
       </w:r>
     </w:p>
-    <w:p/>
     <w:p>
       <w:pPr>
         <w:spacing w:before="0" w:after="0" w:line="600" w:lineRule="exact"/>
@@ -245,7 +234,6 @@
         <w:t>1.2 设计范围</w:t>
       </w:r>
     </w:p>
-    <w:p/>
     <w:p>
       <w:pPr>
         <w:spacing w:before="0" w:after="0" w:line="600" w:lineRule="exact"/>
@@ -261,7 +249,6 @@
         <w:t>本文档的数据库设计涵盖以下范围：</w:t>
       </w:r>
     </w:p>
-    <w:p/>
     <w:tbl>
       <w:tblPr>
         <w:tblW w:type="auto" w:w="0"/>
@@ -480,8 +467,6 @@
         </w:tc>
       </w:tr>
     </w:tbl>
-    <w:p/>
-    <w:p/>
     <w:p>
       <w:pPr>
         <w:spacing w:before="0" w:after="0" w:line="600" w:lineRule="exact"/>
@@ -497,7 +482,6 @@
         <w:t>1.3 与其他文档的关系</w:t>
       </w:r>
     </w:p>
-    <w:p/>
     <w:tbl>
       <w:tblPr>
         <w:tblW w:type="auto" w:w="0"/>
@@ -716,8 +700,6 @@
         </w:tc>
       </w:tr>
     </w:tbl>
-    <w:p/>
-    <w:p/>
     <w:p>
       <w:pPr>
         <w:spacing w:before="0" w:after="0" w:line="600" w:lineRule="exact"/>
@@ -733,7 +715,6 @@
         <w:t>1.4 数据库选型说明</w:t>
       </w:r>
     </w:p>
-    <w:p/>
     <w:p>
       <w:pPr>
         <w:spacing w:before="0" w:after="0" w:line="600" w:lineRule="exact"/>
@@ -749,7 +730,6 @@
         <w:t>本项目选择Apache Doris作为数据仓库引擎，主要基于以下技术评估：</w:t>
       </w:r>
     </w:p>
-    <w:p/>
     <w:p>
       <w:pPr>
         <w:spacing w:before="0" w:after="0" w:line="600" w:lineRule="exact"/>
@@ -765,7 +745,6 @@
         <w:t>- MPP架构：基于大规模并行处理架构，单表亿级数据秒级响应，满足需求规格说明书要求的性能指标</w:t>
       </w:r>
     </w:p>
-    <w:p/>
     <w:p>
       <w:pPr>
         <w:spacing w:before="0" w:after="0" w:line="600" w:lineRule="exact"/>
@@ -781,7 +760,6 @@
         <w:t>- MySQL兼容：支持标准MySQL协议（端口9030），现有BI工具（Tableau、FineBI等）和数据分析工具可直接连接，降低使用门槛</w:t>
       </w:r>
     </w:p>
-    <w:p/>
     <w:p>
       <w:pPr>
         <w:spacing w:before="0" w:after="0" w:line="600" w:lineRule="exact"/>
@@ -797,7 +775,6 @@
         <w:t>- 高效导入：Stream Load方式可实现每秒数十万行的写入速度，满足每日146张表的数据同步时效要求</w:t>
       </w:r>
     </w:p>
-    <w:p/>
     <w:p>
       <w:pPr>
         <w:spacing w:before="0" w:after="0" w:line="600" w:lineRule="exact"/>
@@ -813,7 +790,6 @@
         <w:t>- 高可用：3副本存储策略，单节点故障时自动路由至健康副本，满足99.95%的可用性指标</w:t>
       </w:r>
     </w:p>
-    <w:p/>
     <w:p>
       <w:pPr>
         <w:spacing w:before="0" w:after="0" w:line="600" w:lineRule="exact"/>
@@ -829,7 +805,6 @@
         <w:t>- 存储效率：V2存储格式配合ZSTD压缩，实际存储空间约为源端数据的1/3至1/2</w:t>
       </w:r>
     </w:p>
-    <w:p/>
     <w:p>
       <w:pPr>
         <w:spacing w:before="0" w:after="0" w:line="600" w:lineRule="exact"/>
@@ -845,7 +820,6 @@
         <w:t>- 运维简洁：FE节点管理元数据，BE节点存储数据，架构清晰，不依赖外部组件</w:t>
       </w:r>
     </w:p>
-    <w:p/>
     <w:p>
       <w:pPr>
         <w:spacing w:before="0" w:after="0" w:line="600" w:lineRule="exact"/>
@@ -861,7 +835,6 @@
         <w:t>1.3 技术选型</w:t>
       </w:r>
     </w:p>
-    <w:p/>
     <w:tbl>
       <w:tblPr>
         <w:tblW w:type="auto" w:w="0"/>
@@ -1120,8 +1093,6 @@
         </w:tc>
       </w:tr>
     </w:tbl>
-    <w:p/>
-    <w:p/>
     <w:p>
       <w:pPr>
         <w:spacing w:before="0" w:after="0" w:line="600" w:lineRule="exact"/>
@@ -1137,7 +1108,6 @@
         <w:t>1.2 系统清单</w:t>
       </w:r>
     </w:p>
-    <w:p/>
     <w:tbl>
       <w:tblPr>
         <w:tblW w:type="auto" w:w="0"/>
@@ -3058,30 +3028,24 @@
           <w:tcPr>
             <w:tcW w:type="dxa" w:w="1383"/>
           </w:tcPr>
-          <w:p/>
         </w:tc>
         <w:tc>
           <w:tcPr>
             <w:tcW w:type="dxa" w:w="1383"/>
           </w:tcPr>
-          <w:p/>
         </w:tc>
         <w:tc>
           <w:tcPr>
             <w:tcW w:type="dxa" w:w="1383"/>
           </w:tcPr>
-          <w:p/>
         </w:tc>
         <w:tc>
           <w:tcPr>
             <w:tcW w:type="dxa" w:w="1383"/>
           </w:tcPr>
-          <w:p/>
         </w:tc>
       </w:tr>
     </w:tbl>
-    <w:p/>
-    <w:p/>
     <w:p>
       <w:pPr>
         <w:spacing w:before="0" w:after="0" w:line="600" w:lineRule="exact"/>
@@ -3097,9 +3061,6 @@
         <w:t>注：影像库、诊断学图库、康复视频库共用同一数据库实例 ORACLE_PMPH_MEDICINE_IMAGE。146 表按数据库实例统计。</w:t>
       </w:r>
     </w:p>
-    <w:p/>
-    <w:p/>
-    <w:p/>
     <w:p>
       <w:pPr>
         <w:spacing w:before="0" w:after="0" w:line="600" w:lineRule="exact"/>
@@ -3115,7 +3076,6 @@
         <w:t>2. ODS 层设计规范</w:t>
       </w:r>
     </w:p>
-    <w:p/>
     <w:p>
       <w:pPr>
         <w:spacing w:before="0" w:after="0" w:line="600" w:lineRule="exact"/>
@@ -3131,7 +3091,6 @@
         <w:t>2.1 命名规范</w:t>
       </w:r>
     </w:p>
-    <w:p/>
     <w:tbl>
       <w:tblPr>
         <w:tblW w:type="auto" w:w="0"/>
@@ -3505,8 +3464,6 @@
         </w:tc>
       </w:tr>
     </w:tbl>
-    <w:p/>
-    <w:p/>
     <w:p>
       <w:pPr>
         <w:spacing w:before="0" w:after="0" w:line="600" w:lineRule="exact"/>
@@ -3522,7 +3479,6 @@
         <w:t>2.2 字段类型映射</w:t>
       </w:r>
     </w:p>
-    <w:p/>
     <w:tbl>
       <w:tblPr>
         <w:tblW w:type="auto" w:w="0"/>
@@ -4089,8 +4045,6 @@
         </w:tc>
       </w:tr>
     </w:tbl>
-    <w:p/>
-    <w:p/>
     <w:p>
       <w:pPr>
         <w:spacing w:before="0" w:after="0" w:line="600" w:lineRule="exact"/>
@@ -4106,7 +4060,6 @@
         <w:t>2.3 公共字段</w:t>
       </w:r>
     </w:p>
-    <w:p/>
     <w:p>
       <w:pPr>
         <w:spacing w:before="0" w:after="0" w:line="600" w:lineRule="exact"/>
@@ -4122,7 +4075,6 @@
         <w:t>每个 ODS 表统一增加：</w:t>
       </w:r>
     </w:p>
-    <w:p/>
     <w:tbl>
       <w:tblPr>
         <w:tblW w:type="auto" w:w="0"/>
@@ -4260,8 +4212,6 @@
         </w:tc>
       </w:tr>
     </w:tbl>
-    <w:p/>
-    <w:p/>
     <w:p>
       <w:pPr>
         <w:spacing w:before="0" w:after="0" w:line="600" w:lineRule="exact"/>
@@ -4277,7 +4227,6 @@
         <w:t>2.4 建表模板</w:t>
       </w:r>
     </w:p>
-    <w:p/>
     <w:p>
       <w:pPr>
         <w:spacing w:before="0" w:after="0" w:line="600" w:lineRule="exact"/>
@@ -4315,9 +4264,6 @@
         <w:t>);</w:t>
       </w:r>
     </w:p>
-    <w:p/>
-    <w:p/>
-    <w:p/>
     <w:p>
       <w:pPr>
         <w:spacing w:before="0" w:after="0" w:line="600" w:lineRule="exact"/>
@@ -4333,7 +4279,6 @@
         <w:t>3. 表结构详情</w:t>
       </w:r>
     </w:p>
-    <w:p/>
     <w:p>
       <w:pPr>
         <w:spacing w:before="0" w:after="0" w:line="600" w:lineRule="exact"/>
@@ -4349,7 +4294,6 @@
         <w:t>3.1 中国医学教育题库（ORACLE_JYTK）— 9 表</w:t>
       </w:r>
     </w:p>
-    <w:p/>
     <w:tbl>
       <w:tblPr>
         <w:tblW w:type="auto" w:w="0"/>
@@ -4959,8 +4903,6 @@
         </w:tc>
       </w:tr>
     </w:tbl>
-    <w:p/>
-    <w:p/>
     <w:p>
       <w:pPr>
         <w:spacing w:before="0" w:after="0" w:line="600" w:lineRule="exact"/>
@@ -4976,7 +4918,6 @@
         <w:t>3.2 人卫考试（ORACLE_EXAM）— 32 表</w:t>
       </w:r>
     </w:p>
-    <w:p/>
     <w:tbl>
       <w:tblPr>
         <w:tblW w:type="auto" w:w="0"/>
@@ -6943,8 +6884,6 @@
         </w:tc>
       </w:tr>
     </w:tbl>
-    <w:p/>
-    <w:p/>
     <w:p>
       <w:pPr>
         <w:spacing w:before="0" w:after="0" w:line="600" w:lineRule="exact"/>
@@ -6960,7 +6899,6 @@
         <w:t>3.3 人卫慕课（MYSQL_MK）— 12 表</w:t>
       </w:r>
     </w:p>
-    <w:p/>
     <w:tbl>
       <w:tblPr>
         <w:tblW w:type="auto" w:w="0"/>
@@ -7747,8 +7685,6 @@
         </w:tc>
       </w:tr>
     </w:tbl>
-    <w:p/>
-    <w:p/>
     <w:p>
       <w:pPr>
         <w:spacing w:before="0" w:after="0" w:line="600" w:lineRule="exact"/>
@@ -7764,7 +7700,6 @@
         <w:t>3.4 PBL案例库（ORACLE_PBL）— 20 表</w:t>
       </w:r>
     </w:p>
-    <w:p/>
     <w:tbl>
       <w:tblPr>
         <w:tblW w:type="auto" w:w="0"/>
@@ -8623,8 +8558,6 @@
         </w:tc>
       </w:tr>
     </w:tbl>
-    <w:p/>
-    <w:p/>
     <w:p>
       <w:pPr>
         <w:spacing w:before="0" w:after="0" w:line="600" w:lineRule="exact"/>
@@ -8640,7 +8573,6 @@
         <w:t>3.5 知识管理平台（MYSQL_ZSGL）— 18 表</w:t>
       </w:r>
     </w:p>
-    <w:p/>
     <w:tbl>
       <w:tblPr>
         <w:tblW w:type="auto" w:w="0"/>
@@ -9781,8 +9713,6 @@
         </w:tc>
       </w:tr>
     </w:tbl>
-    <w:p/>
-    <w:p/>
     <w:p>
       <w:pPr>
         <w:spacing w:before="0" w:after="0" w:line="600" w:lineRule="exact"/>
@@ -9798,7 +9728,6 @@
         <w:t>3.6 青年医生训练营（ORACLE_QNYS）— 3 表</w:t>
       </w:r>
     </w:p>
-    <w:p/>
     <w:tbl>
       <w:tblPr>
         <w:tblW w:type="auto" w:w="0"/>
@@ -9977,8 +9906,6 @@
         </w:tc>
       </w:tr>
     </w:tbl>
-    <w:p/>
-    <w:p/>
     <w:p>
       <w:pPr>
         <w:spacing w:before="0" w:after="0" w:line="600" w:lineRule="exact"/>
@@ -9994,7 +9921,6 @@
         <w:t>3.7 增值服务平台（ORACLE_ZZFW）— 3 表</w:t>
       </w:r>
     </w:p>
-    <w:p/>
     <w:tbl>
       <w:tblPr>
         <w:tblW w:type="auto" w:w="0"/>
@@ -10173,8 +10099,6 @@
         </w:tc>
       </w:tr>
     </w:tbl>
-    <w:p/>
-    <w:p/>
     <w:p>
       <w:pPr>
         <w:spacing w:before="0" w:after="0" w:line="600" w:lineRule="exact"/>
@@ -10190,7 +10114,6 @@
         <w:t>3.8 增值服务资源库（ORACLE_ZZFWZYK）— 7 表</w:t>
       </w:r>
     </w:p>
-    <w:p/>
     <w:tbl>
       <w:tblPr>
         <w:tblW w:type="auto" w:w="0"/>
@@ -10682,8 +10605,6 @@
         </w:tc>
       </w:tr>
     </w:tbl>
-    <w:p/>
-    <w:p/>
     <w:p>
       <w:pPr>
         <w:spacing w:before="0" w:after="0" w:line="600" w:lineRule="exact"/>
@@ -10699,7 +10620,6 @@
         <w:t>3.9 富媒体资源库（ORACLE_RICHMEDIA）— 11 表</w:t>
       </w:r>
     </w:p>
-    <w:p/>
     <w:p>
       <w:pPr>
         <w:spacing w:before="0" w:after="0" w:line="600" w:lineRule="exact"/>
@@ -10715,7 +10635,6 @@
         <w:t>3.10 电子书（ORACLE_DZS）— 2 表</w:t>
       </w:r>
     </w:p>
-    <w:p/>
     <w:p>
       <w:pPr>
         <w:spacing w:before="0" w:after="0" w:line="600" w:lineRule="exact"/>
@@ -10731,7 +10650,6 @@
         <w:t>3.11 影像库（ORACLE_PMPH_MEDICINE_IMAGE）— 8 表</w:t>
       </w:r>
     </w:p>
-    <w:p/>
     <w:p>
       <w:pPr>
         <w:spacing w:before="0" w:after="0" w:line="600" w:lineRule="exact"/>
@@ -10747,7 +10665,6 @@
         <w:t>3.12 诊断学图库（ORACLE_PMPH_MEDICINE_IMAGE）— 8 表</w:t>
       </w:r>
     </w:p>
-    <w:p/>
     <w:p>
       <w:pPr>
         <w:spacing w:before="0" w:after="0" w:line="600" w:lineRule="exact"/>
@@ -10763,7 +10680,6 @@
         <w:t>3.13 康复视频库（ORACLE_PMPH_MEDICINE_IMAGE）— 8 表</w:t>
       </w:r>
     </w:p>
-    <w:p/>
     <w:p>
       <w:pPr>
         <w:spacing w:before="0" w:after="0" w:line="600" w:lineRule="exact"/>
@@ -10779,7 +10695,6 @@
         <w:t>注：影像库、诊断学图库、康复视频库共用同一数据库实例 ORACLE_PMPH_MEDICINE_IMAGE。</w:t>
       </w:r>
     </w:p>
-    <w:p/>
     <w:p>
       <w:pPr>
         <w:spacing w:before="0" w:after="0" w:line="600" w:lineRule="exact"/>
@@ -10795,7 +10710,6 @@
         <w:t>3.14 技术视频库（ORACLE_YX_SUPP）— 4 表</w:t>
       </w:r>
     </w:p>
-    <w:p/>
     <w:p>
       <w:pPr>
         <w:spacing w:before="0" w:after="0" w:line="600" w:lineRule="exact"/>
@@ -10811,7 +10725,6 @@
         <w:t>3.15 人卫临床知识库（ORACLE_MEDICALONLINE）— 17 表</w:t>
       </w:r>
     </w:p>
-    <w:p/>
     <w:tbl>
       <w:tblPr>
         <w:tblW w:type="auto" w:w="0"/>
@@ -11110,10 +11023,6 @@
         </w:tc>
       </w:tr>
     </w:tbl>
-    <w:p/>
-    <w:p/>
-    <w:p/>
-    <w:p/>
     <w:p>
       <w:pPr>
         <w:spacing w:before="0" w:after="0" w:line="600" w:lineRule="exact"/>
@@ -11129,7 +11038,6 @@
         <w:t>4. 元数据管理表</w:t>
       </w:r>
     </w:p>
-    <w:p/>
     <w:p>
       <w:pPr>
         <w:spacing w:before="0" w:after="0" w:line="600" w:lineRule="exact"/>
@@ -11145,7 +11053,6 @@
         <w:t>4.1 行数校验表</w:t>
       </w:r>
     </w:p>
-    <w:p/>
     <w:p>
       <w:pPr>
         <w:spacing w:before="0" w:after="0" w:line="600" w:lineRule="exact"/>
@@ -11175,7 +11082,6 @@
         <w:t>) ENGINE=OLAP DUPLICATE KEY(stat_date, source_system, src_table_name);</w:t>
       </w:r>
     </w:p>
-    <w:p/>
     <w:p>
       <w:pPr>
         <w:spacing w:before="0" w:after="0" w:line="600" w:lineRule="exact"/>
@@ -11193,7 +11099,6 @@
         <w:t>CREATE TABLE meta_ods_table_row_stats (...);</w:t>
       </w:r>
     </w:p>
-    <w:p/>
     <w:p>
       <w:pPr>
         <w:spacing w:before="0" w:after="0" w:line="600" w:lineRule="exact"/>
@@ -11229,7 +11134,6 @@
         <w:t>) ENGINE=OLAP DUPLICATE KEY(stat_date, source_system, table_name);</w:t>
       </w:r>
     </w:p>
-    <w:p/>
     <w:p>
       <w:pPr>
         <w:spacing w:before="0" w:after="0" w:line="600" w:lineRule="exact"/>
@@ -11245,7 +11149,6 @@
         <w:t>4.2 存储统计表</w:t>
       </w:r>
     </w:p>
-    <w:p/>
     <w:p>
       <w:pPr>
         <w:spacing w:before="0" w:after="0" w:line="600" w:lineRule="exact"/>
@@ -11275,9 +11178,6 @@
         <w:t>PROPERTIES ("replication_num"="3","storage_format"="V2");</w:t>
       </w:r>
     </w:p>
-    <w:p/>
-    <w:p/>
-    <w:p/>
     <w:p>
       <w:pPr>
         <w:spacing w:before="0" w:after="0" w:line="600" w:lineRule="exact"/>
@@ -11293,7 +11193,6 @@
         <w:t>5. 变更记录</w:t>
       </w:r>
     </w:p>
-    <w:p/>
     <w:tbl>
       <w:tblPr>
         <w:tblW w:type="auto" w:w="0"/>
@@ -11470,7 +11369,6 @@
         </w:tc>
       </w:tr>
     </w:tbl>
-    <w:p/>
     <w:sectPr>
       <w:pgSz w:w="11906" w:h="16838"/>
       <w:pgMar w:top="1440" w:right="1803" w:bottom="1440" w:left="1803" w:header="720" w:footer="720" w:gutter="0"/>
